--- a/PLSDA_SVM_NoSplit_Book2.docx
+++ b/PLSDA_SVM_NoSplit_Book2.docx
@@ -8,12 +8,17 @@
         <w:jc w:val="center"/>
       </w:pPr>
       <w:r>
-        <w:t>PLS-DA + SVM-RBF | Book2.xlsx | 100 Spectra</w:t>
+        <w:t>PLS-DA + SVM-RBF - Book2 - 100 Spectra</w:t>
       </w:r>
     </w:p>
     <w:p>
       <w:r>
-        <w:t>Copy the code below into a new PyCharm .py file and run.</w:t>
+        <w:t>Paste into a new PyCharm .py file and run.</w:t>
+      </w:r>
+    </w:p>
+    <w:p>
+      <w:r>
+        <w:t>Install: pip install pandas openpyxl scikit-learn scipy matplotlib</w:t>
       </w:r>
     </w:p>
     <w:p/>
@@ -23,89 +28,47 @@
           <w:rFonts w:ascii="Courier New" w:hAnsi="Courier New"/>
           <w:sz w:val="16"/>
         </w:rPr>
-        <w:t>"""</w:t>
-        <w:br/>
-        <w:t>=============================================================================</w:t>
-        <w:br/>
-        <w:t>PLS-DA + SVM-RBF  |  NO TRAIN/TEST SPLIT  |  ALL 100 SPECTRA</w:t>
-        <w:br/>
-        <w:t>SSY Raman Spectroscopy  |  Four Substrate Classes</w:t>
-        <w:br/>
-        <w:t>SPECTRAL WINDOW : 450 - 1800 cm-1</w:t>
-        <w:br/>
-        <w:br/>
-        <w:t>DATASET</w:t>
-        <w:br/>
-        <w:t xml:space="preserve">  - Book2.xlsx  |  Sheet: "4 - Normalised"</w:t>
-        <w:br/>
-        <w:t xml:space="preserve">  - 100 spectra across four substrate classes (balanced, 25 each)</w:t>
-        <w:br/>
-        <w:t xml:space="preserve">      SSY-PDMS       : 25</w:t>
-        <w:br/>
-        <w:t xml:space="preserve">      SSY-SiO2/Si    : 25</w:t>
-        <w:br/>
-        <w:t xml:space="preserve">      SSY-Gr-SiO2/Si : 25</w:t>
-        <w:br/>
-        <w:t xml:space="preserve">      SSY-Gr-PDMS    : 25  (GrSL-PDMS label treated as SSY-Gr-PDMS)</w:t>
-        <w:br/>
-        <w:br/>
-        <w:t>STRATEGY</w:t>
-        <w:br/>
-        <w:t xml:space="preserve">  - ALL 100 spectra used for model building and validation</w:t>
-        <w:br/>
-        <w:t xml:space="preserve">  - VIP selection  : 3-LV PLS-DA on all 100 -&gt; top-1800 VIP</w:t>
-        <w:br/>
-        <w:t xml:space="preserve">  - PLS-DA (5 LVs) : 5-fold CV  +  LOO-CV  +  permutation test (999)</w:t>
-        <w:br/>
-        <w:t xml:space="preserve">  - SVM-RBF        : 5-fold CV  +  LOO-CV</w:t>
-        <w:br/>
-        <w:t xml:space="preserve">  - No data leakage : StandardScaler fitted inside CV pipeline each fold</w:t>
-        <w:br/>
-        <w:br/>
-        <w:t>OUTPUTS -&gt; C:/Users/Hira Aman/Desktop/PROF_DOMENICO'S/PLSDA_SVM_NoSplit_Book2/</w:t>
-        <w:br/>
-        <w:t xml:space="preserve">  01_PLSDA_Scores_LV1_LV2.png</w:t>
-        <w:br/>
-        <w:t xml:space="preserve">  02_PLSDA_Scores_LV1_LV3.png</w:t>
-        <w:br/>
-        <w:t xml:space="preserve">  03_PLSDA_Scores_LV2_LV3.png</w:t>
-        <w:br/>
-        <w:t xml:space="preserve">  04_PLSDA_Scores_3D.png</w:t>
-        <w:br/>
-        <w:t xml:space="preserve">  05_PLSDA_Confusion_5fold.png</w:t>
-        <w:br/>
-        <w:t xml:space="preserve">  06_PLSDA_Confusion_LOO.png</w:t>
-        <w:br/>
-        <w:t xml:space="preserve">  07_PLSDA_VIP_Scores.png</w:t>
-        <w:br/>
-        <w:t xml:space="preserve">  08_PLSDA_Loadings.png</w:t>
-        <w:br/>
-        <w:t xml:space="preserve">  09_PLSDA_Permutation.png</w:t>
-        <w:br/>
-        <w:t xml:space="preserve">  10_SVM_Cluster_5fold.png</w:t>
-        <w:br/>
-        <w:t xml:space="preserve">  11_SVM_Cluster_LOO.png</w:t>
-        <w:br/>
-        <w:t xml:space="preserve">  12_SVM_Confusion_5fold.png</w:t>
-        <w:br/>
-        <w:t xml:space="preserve">  13_SVM_Confusion_LOO.png</w:t>
-        <w:br/>
-        <w:t xml:space="preserve">  14_Accuracy_Comparison.png</w:t>
-        <w:br/>
-        <w:t xml:space="preserve">  15_Recall_Comparison.png</w:t>
-        <w:br/>
-        <w:t xml:space="preserve">  16_Mean_Spectra.png</w:t>
-        <w:br/>
-        <w:t xml:space="preserve">  Results_NoSplit_Book2.xlsx</w:t>
-        <w:br/>
-        <w:br/>
-        <w:t>HOW TO RUN (PyCharm Terminal):</w:t>
-        <w:br/>
-        <w:t xml:space="preserve">  pip install pandas openpyxl scikit-learn scipy matplotlib</w:t>
-        <w:br/>
-        <w:t>=============================================================================</w:t>
-        <w:br/>
-        <w:t>"""</w:t>
+        <w:t># =============================================================================</w:t>
+        <w:br/>
+        <w:t># PLS-DA + SVM-RBF  |  NO TRAIN/TEST SPLIT  |  ALL 100 SPECTRA</w:t>
+        <w:br/>
+        <w:t># SSY Raman Spectroscopy  |  Four Substrate Classes</w:t>
+        <w:br/>
+        <w:t># SPECTRAL WINDOW : 450 - 1800 cm-1</w:t>
+        <w:br/>
+        <w:t>#</w:t>
+        <w:br/>
+        <w:t># DATASET</w:t>
+        <w:br/>
+        <w:t>#   Book2.xlsx  |  Sheet: 4 - Normalised</w:t>
+        <w:br/>
+        <w:t>#   100 spectra, balanced 25 per class:</w:t>
+        <w:br/>
+        <w:t>#     SSY-PDMS, SSY-SiO2/Si, SSY-Gr-SiO2/Si, SSY-Gr-PDMS</w:t>
+        <w:br/>
+        <w:t>#     (GrSL-PDMS columns are mapped to SSY-Gr-PDMS)</w:t>
+        <w:br/>
+        <w:t>#</w:t>
+        <w:br/>
+        <w:t># STRATEGY</w:t>
+        <w:br/>
+        <w:t>#   ALL 100 spectra used for model building and validation</w:t>
+        <w:br/>
+        <w:t>#   VIP selection  : 3-LV PLS-DA on all 100 -&gt; top-1800 VIP</w:t>
+        <w:br/>
+        <w:t>#   PLS-DA (5 LVs) : 5-fold CV + LOO-CV + permutation test (999)</w:t>
+        <w:br/>
+        <w:t>#   SVM-RBF        : 5-fold CV + LOO-CV</w:t>
+        <w:br/>
+        <w:t>#   No data leakage: StandardScaler fitted inside CV pipeline each fold</w:t>
+        <w:br/>
+        <w:t>#</w:t>
+        <w:br/>
+        <w:t># HOW TO RUN (PyCharm Terminal):</w:t>
+        <w:br/>
+        <w:t>#   pip install pandas openpyxl scikit-learn scipy matplotlib</w:t>
+        <w:br/>
+        <w:t># =============================================================================</w:t>
         <w:br/>
         <w:br/>
         <w:t>import os</w:t>

--- a/PLSDA_SVM_NoSplit_Book2.docx
+++ b/PLSDA_SVM_NoSplit_Book2.docx
@@ -8,20 +8,9 @@
         <w:jc w:val="center"/>
       </w:pPr>
       <w:r>
-        <w:t>PLS-DA + SVM-RBF - Book2 - 100 Spectra</w:t>
+        <w:t>PLS-DA + SVM-RBF | NO TRAIN/TEST SPLIT | ALL 100 SPECTRA</w:t>
       </w:r>
     </w:p>
-    <w:p>
-      <w:r>
-        <w:t>Paste into a new PyCharm .py file and run.</w:t>
-      </w:r>
-    </w:p>
-    <w:p>
-      <w:r>
-        <w:t>Install: pip install pandas openpyxl scikit-learn scipy matplotlib</w:t>
-      </w:r>
-    </w:p>
-    <w:p/>
     <w:p>
       <w:r>
         <w:rPr>
@@ -147,7 +136,7 @@
         <w:br/>
         <w:t>SG_POLY        = 2</w:t>
         <w:br/>
-        <w:t>VIP_TOP_N      = 1800</w:t>
+        <w:t>VIP_TOP_N      = 1500</w:t>
         <w:br/>
         <w:t>N_COMPONENTS   = 5</w:t>
         <w:br/>

--- a/PLSDA_SVM_NoSplit_Book2.docx
+++ b/PLSDA_SVM_NoSplit_Book2.docx
@@ -136,7 +136,7 @@
         <w:br/>
         <w:t>SG_POLY        = 2</w:t>
         <w:br/>
-        <w:t>VIP_TOP_N      = 1500</w:t>
+        <w:t>VIP_TOP_N      = 1000</w:t>
         <w:br/>
         <w:t>N_COMPONENTS   = 5</w:t>
         <w:br/>
